--- a/fractal-literacy-english.docx
+++ b/fractal-literacy-english.docx
@@ -20,15 +20,56 @@
     <w:p>
       <w:pPr>
         <w:spacing w:after="300"/>
-      </w:pPr>
-      <w:r>
-        <w:rPr>
-          <w:rFonts w:ascii="Calibri" w:eastAsia="Calibri" w:hAnsi="Calibri" w:cs="Calibri"/>
-          <w:sz w:val="22"/>
-          <w:szCs w:val="22"/>
-        </w:rPr>
-        <w:t>Author: Dariush Alipour</w:t>
-      </w:r>
+        <w:rPr>
+          <w:rFonts w:ascii="Calibri" w:eastAsia="Calibri" w:hAnsi="Calibri" w:cs="Calibri"/>
+          <w:rtl/>
+        </w:rPr>
+      </w:pPr>
+      <w:r>
+        <w:rPr>
+          <w:rFonts w:ascii="Calibri" w:eastAsia="Calibri" w:hAnsi="Calibri" w:cs="Calibri"/>
+          <w:b/>
+          <w:bCs/>
+        </w:rPr>
+        <w:t>Author:</w:t>
+      </w:r>
+      <w:r>
+        <w:rPr>
+          <w:rFonts w:ascii="Calibri" w:eastAsia="Calibri" w:hAnsi="Calibri" w:cs="Calibri"/>
+        </w:rPr>
+        <w:t xml:space="preserve"> Dariush Alipour</w:t>
+      </w:r>
+    </w:p>
+    <w:p>
+      <w:pPr>
+        <w:spacing w:after="300"/>
+        <w:rPr>
+          <w:rtl/>
+        </w:rPr>
+      </w:pPr>
+      <w:r>
+        <w:rPr>
+          <w:b/>
+          <w:bCs/>
+        </w:rPr>
+        <w:t>Digital Object Identifier (DOI):</w:t>
+      </w:r>
+      <w:r>
+        <w:t xml:space="preserve"> </w:t>
+      </w:r>
+      <w:hyperlink r:id="rId5" w:history="1">
+        <w:r>
+          <w:rPr>
+            <w:rStyle w:val="Hyperlink"/>
+          </w:rPr>
+          <w:t>https://doi.org/10.5281/zenodo.22170462</w:t>
+        </w:r>
+      </w:hyperlink>
+    </w:p>
+    <w:p>
+      <w:pPr>
+        <w:spacing w:after="300"/>
+      </w:pPr>
     </w:p>
     <w:p>
       <w:pPr>
@@ -207,7 +248,7 @@
                     </pic:cNvPicPr>
                   </pic:nvPicPr>
                   <pic:blipFill>
-                    <a:blip r:embed="rId5" cstate="print">
+                    <a:blip r:embed="rId6" cstate="print">
                       <a:extLst>
                         <a:ext uri="{28A0092B-C50C-407E-A947-70E740481C1C}">
                           <a14:useLocalDpi xmlns:a14="http://schemas.microsoft.com/office/drawing/2010/main" val="0"/>
@@ -307,7 +348,16 @@
           <w:sz w:val="22"/>
           <w:szCs w:val="22"/>
         </w:rPr>
-        <w:t>Zoom in on natural phenomena such as the coastline of the Caspian Sea or the veins of a pomegranate leaf, and a structure resembling the whole phenomenon appears again. From the course of the Karun River to the blood vessels of the human body, these recurring patterns — called “fractals” — reveal a hidden order within nature's complexity. This is what Mandelbrot himself called “order within disorder.”</w:t>
+        <w:t xml:space="preserve">Zoom in on natural phenomena such as the coastline of the Caspian Sea or the veins of a pomegranate leaf, and a structure resembling the whole phenomenon appears again. From the course of the Karun River to the blood vessels of the human body, these recurring patterns — called “fractals” — reveal a </w:t>
+      </w:r>
+      <w:r>
+        <w:rPr>
+          <w:rFonts w:ascii="Calibri" w:eastAsia="Calibri" w:hAnsi="Calibri" w:cs="Calibri"/>
+          <w:sz w:val="22"/>
+          <w:szCs w:val="22"/>
+        </w:rPr>
+        <w:lastRenderedPageBreak/>
+        <w:t>hidden order within nature's complexity. This is what Mandelbrot himself called “order within disorder.”</w:t>
       </w:r>
     </w:p>
     <w:p>
@@ -321,7 +371,6 @@
           <w:rFonts w:cs="2  Nazanin"/>
           <w:noProof/>
         </w:rPr>
-        <w:lastRenderedPageBreak/>
         <w:drawing>
           <wp:inline distT="0" distB="0" distL="0" distR="0" wp14:anchorId="23736E30" wp14:editId="372B6D0F">
             <wp:extent cx="5758815" cy="3842385"/>
@@ -340,7 +389,7 @@
                     </pic:cNvPicPr>
                   </pic:nvPicPr>
                   <pic:blipFill>
-                    <a:blip r:embed="rId6" cstate="print">
+                    <a:blip r:embed="rId7" cstate="print">
                       <a:extLst>
                         <a:ext uri="{28A0092B-C50C-407E-A947-70E740481C1C}">
                           <a14:useLocalDpi xmlns:a14="http://schemas.microsoft.com/office/drawing/2010/main" val="0"/>
@@ -436,14 +485,8 @@
           <w:sz w:val="22"/>
           <w:szCs w:val="22"/>
         </w:rPr>
-        <w:t>More strikingly, some recent studies have shown that fractal behavior can also be observed in the training process of neural networks. In 2024, Jascha Sohl-Dickstein, in a paper titled “The boundary of neural network trainability is fractal” (arXiv:2402.06184), showed that the boundary between “complete learning” and “complete divergence” in neural networks behaves fractally. He explains that hyperparameter space, over the course of training, behaves remarkably like the Mandelbrot set: it takes only a small change in the learning rate or a single parameter to send the training trajectory from perfect order into full-blown chaos.</w:t>
-      </w:r>
-    </w:p>
-    <w:p>
-      <w:pPr>
-        <w:spacing w:after="200" w:line="300" w:lineRule="auto"/>
-        <w:jc w:val="both"/>
-      </w:pPr>
+        <w:t xml:space="preserve">More strikingly, some recent studies have shown that fractal behavior can also be observed in the training process of neural networks. In 2024, Jascha Sohl-Dickstein, in a paper titled “The boundary of neural network trainability is fractal” (arXiv:2402.06184), showed that the boundary between “complete learning” and “complete divergence” in neural networks behaves fractally. He explains that hyperparameter space, over the course of training, behaves remarkably like the Mandelbrot set: it </w:t>
+      </w:r>
       <w:r>
         <w:rPr>
           <w:rFonts w:ascii="Calibri" w:eastAsia="Calibri" w:hAnsi="Calibri" w:cs="Calibri"/>
@@ -451,6 +494,20 @@
           <w:szCs w:val="22"/>
         </w:rPr>
         <w:lastRenderedPageBreak/>
+        <w:t>takes only a small change in the learning rate or a single parameter to send the training trajectory from perfect order into full-blown chaos.</w:t>
+      </w:r>
+    </w:p>
+    <w:p>
+      <w:pPr>
+        <w:spacing w:after="200" w:line="300" w:lineRule="auto"/>
+        <w:jc w:val="both"/>
+      </w:pPr>
+      <w:r>
+        <w:rPr>
+          <w:rFonts w:ascii="Calibri" w:eastAsia="Calibri" w:hAnsi="Calibri" w:cs="Calibri"/>
+          <w:sz w:val="22"/>
+          <w:szCs w:val="22"/>
+        </w:rPr>
         <w:t>This discovery is not merely a technical finding; it is a sign that artificial intelligence, too, draws on the same language nature has spoken for centuries — a language once whispered in the veins of a leaf and the twisting path of lightning, and now carried forward within code and algorithms.</w:t>
       </w:r>
     </w:p>
@@ -564,7 +621,16 @@
           <w:sz w:val="22"/>
           <w:szCs w:val="22"/>
         </w:rPr>
-        <w:t>This finding suggests that nature has recreated, in human bonds, the same order it conceals in leaves, lightning, and blood vessels — a single language stretching from biology to society, one that carries us to a deeper understanding of “fractal literacy”: a language that plays one recurring melody, from the world of matter to the world of meaning.</w:t>
+        <w:t xml:space="preserve">This finding suggests that nature has recreated, in human bonds, the same order it conceals in leaves, lightning, and blood vessels — a single language stretching from biology to society, one that carries us </w:t>
+      </w:r>
+      <w:r>
+        <w:rPr>
+          <w:rFonts w:ascii="Calibri" w:eastAsia="Calibri" w:hAnsi="Calibri" w:cs="Calibri"/>
+          <w:sz w:val="22"/>
+          <w:szCs w:val="22"/>
+        </w:rPr>
+        <w:lastRenderedPageBreak/>
+        <w:t>to a deeper understanding of “fractal literacy”: a language that plays one recurring melody, from the world of matter to the world of meaning.</w:t>
       </w:r>
     </w:p>
     <w:p>
@@ -579,7 +645,6 @@
           <w:sz w:val="26"/>
           <w:szCs w:val="26"/>
         </w:rPr>
-        <w:lastRenderedPageBreak/>
         <w:t>The Philosophy of the Fractal: From Geometry to Existence</w:t>
       </w:r>
     </w:p>
@@ -694,6 +759,7 @@
           <w:sz w:val="22"/>
           <w:szCs w:val="22"/>
         </w:rPr>
+        <w:lastRenderedPageBreak/>
         <w:t>Keywords:</w:t>
       </w:r>
     </w:p>
@@ -723,7 +789,6 @@
           <w:sz w:val="24"/>
           <w:szCs w:val="24"/>
         </w:rPr>
-        <w:lastRenderedPageBreak/>
         <w:t>References</w:t>
       </w:r>
     </w:p>
@@ -816,7 +881,7 @@
         </w:rPr>
         <w:t xml:space="preserve">Sohl-Dickstein, J. (2024b). Neural network training makes beautiful fractals. Retrieved from </w:t>
       </w:r>
-      <w:hyperlink r:id="rId7" w:history="1">
+      <w:hyperlink r:id="rId8" w:history="1">
         <w:r>
           <w:rPr>
             <w:rFonts w:ascii="Calibri" w:eastAsia="Calibri" w:hAnsi="Calibri" w:cs="Calibri"/>
@@ -881,7 +946,7 @@
         </w:rPr>
         <w:t xml:space="preserve">, 479(2274). </w:t>
       </w:r>
-      <w:hyperlink r:id="rId8" w:history="1">
+      <w:hyperlink r:id="rId9" w:history="1">
         <w:r>
           <w:rPr>
             <w:rFonts w:ascii="Calibri" w:eastAsia="Calibri" w:hAnsi="Calibri" w:cs="Calibri"/>
@@ -893,6 +958,59 @@
           <w:t>https://doi.org/10.1098/rspa.2023.0028</w:t>
         </w:r>
       </w:hyperlink>
+    </w:p>
+    <w:p>
+      <w:pPr>
+        <w:spacing w:before="200" w:after="150"/>
+        <w:rPr>
+          <w:rtl/>
+        </w:rPr>
+      </w:pPr>
+      <w:r>
+        <w:rPr>
+          <w:rFonts w:ascii="Calibri" w:eastAsia="Calibri" w:hAnsi="Calibri" w:cs="Calibri"/>
+          <w:b/>
+          <w:bCs/>
+          <w:sz w:val="24"/>
+          <w:szCs w:val="24"/>
+        </w:rPr>
+        <w:t>Citation</w:t>
+      </w:r>
+    </w:p>
+    <w:p>
+      <w:pPr>
+        <w:ind w:left="357" w:hanging="357"/>
+      </w:pPr>
+      <w:r>
+        <w:t>Alipour, D. (2026). Fractal Literacy: Nature's Hidden Language</w:t>
+      </w:r>
+    </w:p>
+    <w:p>
+      <w:pPr>
+        <w:ind w:left="357" w:hanging="357"/>
+      </w:pPr>
+      <w:r>
+        <w:t xml:space="preserve">(Version 1.0.1). </w:t>
+      </w:r>
+      <w:proofErr w:type="spellStart"/>
+      <w:r>
+        <w:t>Zenodo</w:t>
+      </w:r>
+      <w:proofErr w:type="spellEnd"/>
+      <w:r>
+        <w:t>.</w:t>
+      </w:r>
+    </w:p>
+    <w:p>
+      <w:pPr>
+        <w:ind w:left="357" w:hanging="357"/>
+        <w:rPr>
+          <w:rtl/>
+        </w:rPr>
+      </w:pPr>
+      <w:r>
+        <w:t>https://doi.org/10.5281/zenodo.22170462</w:t>
+      </w:r>
     </w:p>
     <w:p>
       <w:pPr>
@@ -962,7 +1080,7 @@
                     </pic:cNvPicPr>
                   </pic:nvPicPr>
                   <pic:blipFill>
-                    <a:blip r:embed="rId9" cstate="print">
+                    <a:blip r:embed="rId10" cstate="print">
                       <a:extLst>
                         <a:ext uri="{28A0092B-C50C-407E-A947-70E740481C1C}">
                           <a14:useLocalDpi xmlns:a14="http://schemas.microsoft.com/office/drawing/2010/main" val="0"/>
@@ -1761,6 +1879,18 @@
       <w:szCs w:val="18"/>
     </w:rPr>
   </w:style>
+  <w:style w:type="character" w:styleId="UnresolvedMention">
+    <w:name w:val="Unresolved Mention"/>
+    <w:basedOn w:val="DefaultParagraphFont"/>
+    <w:uiPriority w:val="99"/>
+    <w:semiHidden/>
+    <w:unhideWhenUsed/>
+    <w:rsid w:val="00DA5B25"/>
+    <w:rPr>
+      <w:color w:val="605E5C"/>
+      <w:shd w:val="clear" w:color="auto" w:fill="E1DFDD"/>
+    </w:rPr>
+  </w:style>
 </w:styles>
 </file>
 

--- a/fractal-literacy-english.docx
+++ b/fractal-literacy-english.docx
@@ -37,7 +37,19 @@
         <w:rPr>
           <w:rFonts w:ascii="Calibri" w:eastAsia="Calibri" w:hAnsi="Calibri" w:cs="Calibri"/>
         </w:rPr>
-        <w:t xml:space="preserve"> Dariush Alipour</w:t>
+        <w:t xml:space="preserve"> Dar</w:t>
+      </w:r>
+      <w:r>
+        <w:rPr>
+          <w:rFonts w:ascii="Calibri" w:eastAsia="Calibri" w:hAnsi="Calibri" w:cs="Calibri"/>
+        </w:rPr>
+        <w:t>yo</w:t>
+      </w:r>
+      <w:r>
+        <w:rPr>
+          <w:rFonts w:ascii="Calibri" w:eastAsia="Calibri" w:hAnsi="Calibri" w:cs="Calibri"/>
+        </w:rPr>
+        <w:t>ush Alipour</w:t>
       </w:r>
     </w:p>
     <w:p>
@@ -1753,6 +1765,7 @@
   <w:style w:type="character" w:default="1" w:styleId="DefaultParagraphFont">
     <w:name w:val="Default Paragraph Font"/>
     <w:uiPriority w:val="1"/>
+    <w:semiHidden/>
     <w:unhideWhenUsed/>
   </w:style>
   <w:style w:type="table" w:default="1" w:styleId="TableNormal">
